--- a/public/downloads/saphala_quick_reference_UPDATED.docx
+++ b/public/downloads/saphala_quick_reference_UPDATED.docx
@@ -24,7 +24,7 @@
         <w:rPr>
           <w:color w:val="111827"/>
         </w:rPr>
-        <w:t xml:space="preserve">Version 2.0  ·  March 2026  ·  Keep this page open while preparing upload files.</w:t>
+        <w:t xml:space="preserve">Version 3.0  ·  March 2026  ·  Rich Text + Images + Screenshots + Equations</w:t>
       </w:r>
     </w:p>
     <w:p>
@@ -116,87 +116,103 @@
           <w:sz w:val="18"/>
           <w:szCs w:val="18"/>
         </w:rPr>
-        <w:t xml:space="preserve">question_text | question_image_ref | question_equation</w:t>
-      </w:r>
-    </w:p>
-    <w:p>
-      <w:pPr>
-        <w:shd w:fill="f1f5f9" w:color="auto" w:val="clear"/>
-        <w:spacing w:after="80" w:before="80"/>
-        <w:ind w:left="360"/>
-      </w:pPr>
-      <w:r>
-        <w:rPr>
-          <w:rFonts w:ascii="Courier New" w:cs="Courier New" w:eastAsia="Courier New" w:hAnsi="Courier New"/>
-          <w:color w:val="1e293b"/>
-          <w:sz w:val="18"/>
-          <w:szCs w:val="18"/>
-        </w:rPr>
-        <w:t xml:space="preserve">option_a | option_a_image_ref | option_a_equation</w:t>
-      </w:r>
-    </w:p>
-    <w:p>
-      <w:pPr>
-        <w:shd w:fill="f1f5f9" w:color="auto" w:val="clear"/>
-        <w:spacing w:after="80" w:before="80"/>
-        <w:ind w:left="360"/>
-      </w:pPr>
-      <w:r>
-        <w:rPr>
-          <w:rFonts w:ascii="Courier New" w:cs="Courier New" w:eastAsia="Courier New" w:hAnsi="Courier New"/>
-          <w:color w:val="1e293b"/>
-          <w:sz w:val="18"/>
-          <w:szCs w:val="18"/>
-        </w:rPr>
-        <w:t xml:space="preserve">option_b | option_b_image_ref | option_b_equation</w:t>
-      </w:r>
-    </w:p>
-    <w:p>
-      <w:pPr>
-        <w:shd w:fill="f1f5f9" w:color="auto" w:val="clear"/>
-        <w:spacing w:after="80" w:before="80"/>
-        <w:ind w:left="360"/>
-      </w:pPr>
-      <w:r>
-        <w:rPr>
-          <w:rFonts w:ascii="Courier New" w:cs="Courier New" w:eastAsia="Courier New" w:hAnsi="Courier New"/>
-          <w:color w:val="1e293b"/>
-          <w:sz w:val="18"/>
-          <w:szCs w:val="18"/>
-        </w:rPr>
-        <w:t xml:space="preserve">option_c | option_c_image_ref | option_c_equation</w:t>
-      </w:r>
-    </w:p>
-    <w:p>
-      <w:pPr>
-        <w:shd w:fill="f1f5f9" w:color="auto" w:val="clear"/>
-        <w:spacing w:after="80" w:before="80"/>
-        <w:ind w:left="360"/>
-      </w:pPr>
-      <w:r>
-        <w:rPr>
-          <w:rFonts w:ascii="Courier New" w:cs="Courier New" w:eastAsia="Courier New" w:hAnsi="Courier New"/>
-          <w:color w:val="1e293b"/>
-          <w:sz w:val="18"/>
-          <w:szCs w:val="18"/>
-        </w:rPr>
-        <w:t xml:space="preserve">option_d | option_d_image_ref | option_d_equation</w:t>
-      </w:r>
-    </w:p>
-    <w:p>
-      <w:pPr>
-        <w:shd w:fill="f1f5f9" w:color="auto" w:val="clear"/>
-        <w:spacing w:after="80" w:before="80"/>
-        <w:ind w:left="360"/>
-      </w:pPr>
-      <w:r>
-        <w:rPr>
-          <w:rFonts w:ascii="Courier New" w:cs="Courier New" w:eastAsia="Courier New" w:hAnsi="Courier New"/>
-          <w:color w:val="1e293b"/>
-          <w:sz w:val="18"/>
-          <w:szCs w:val="18"/>
-        </w:rPr>
-        <w:t xml:space="preserve">correct_answer | explanation | explanation_image_ref | explanation_equation</w:t>
+        <w:t xml:space="preserve">question_rich_text | question_image_ref | question_equation</w:t>
+      </w:r>
+    </w:p>
+    <w:p>
+      <w:pPr>
+        <w:shd w:fill="f1f5f9" w:color="auto" w:val="clear"/>
+        <w:spacing w:after="80" w:before="80"/>
+        <w:ind w:left="360"/>
+      </w:pPr>
+      <w:r>
+        <w:rPr>
+          <w:rFonts w:ascii="Courier New" w:cs="Courier New" w:eastAsia="Courier New" w:hAnsi="Courier New"/>
+          <w:color w:val="1e293b"/>
+          <w:sz w:val="18"/>
+          <w:szCs w:val="18"/>
+        </w:rPr>
+        <w:t xml:space="preserve">option_a_rich_text | option_a_image_ref | option_a_equation</w:t>
+      </w:r>
+    </w:p>
+    <w:p>
+      <w:pPr>
+        <w:shd w:fill="f1f5f9" w:color="auto" w:val="clear"/>
+        <w:spacing w:after="80" w:before="80"/>
+        <w:ind w:left="360"/>
+      </w:pPr>
+      <w:r>
+        <w:rPr>
+          <w:rFonts w:ascii="Courier New" w:cs="Courier New" w:eastAsia="Courier New" w:hAnsi="Courier New"/>
+          <w:color w:val="1e293b"/>
+          <w:sz w:val="18"/>
+          <w:szCs w:val="18"/>
+        </w:rPr>
+        <w:t xml:space="preserve">option_b_rich_text | option_b_image_ref | option_b_equation</w:t>
+      </w:r>
+    </w:p>
+    <w:p>
+      <w:pPr>
+        <w:shd w:fill="f1f5f9" w:color="auto" w:val="clear"/>
+        <w:spacing w:after="80" w:before="80"/>
+        <w:ind w:left="360"/>
+      </w:pPr>
+      <w:r>
+        <w:rPr>
+          <w:rFonts w:ascii="Courier New" w:cs="Courier New" w:eastAsia="Courier New" w:hAnsi="Courier New"/>
+          <w:color w:val="1e293b"/>
+          <w:sz w:val="18"/>
+          <w:szCs w:val="18"/>
+        </w:rPr>
+        <w:t xml:space="preserve">option_c_rich_text | option_c_image_ref | option_c_equation</w:t>
+      </w:r>
+    </w:p>
+    <w:p>
+      <w:pPr>
+        <w:shd w:fill="f1f5f9" w:color="auto" w:val="clear"/>
+        <w:spacing w:after="80" w:before="80"/>
+        <w:ind w:left="360"/>
+      </w:pPr>
+      <w:r>
+        <w:rPr>
+          <w:rFonts w:ascii="Courier New" w:cs="Courier New" w:eastAsia="Courier New" w:hAnsi="Courier New"/>
+          <w:color w:val="1e293b"/>
+          <w:sz w:val="18"/>
+          <w:szCs w:val="18"/>
+        </w:rPr>
+        <w:t xml:space="preserve">option_d_rich_text | option_d_image_ref | option_d_equation</w:t>
+      </w:r>
+    </w:p>
+    <w:p>
+      <w:pPr>
+        <w:shd w:fill="f1f5f9" w:color="auto" w:val="clear"/>
+        <w:spacing w:after="80" w:before="80"/>
+        <w:ind w:left="360"/>
+      </w:pPr>
+      <w:r>
+        <w:rPr>
+          <w:rFonts w:ascii="Courier New" w:cs="Courier New" w:eastAsia="Courier New" w:hAnsi="Courier New"/>
+          <w:color w:val="1e293b"/>
+          <w:sz w:val="18"/>
+          <w:szCs w:val="18"/>
+        </w:rPr>
+        <w:t xml:space="preserve">correct_answer</w:t>
+      </w:r>
+    </w:p>
+    <w:p>
+      <w:pPr>
+        <w:shd w:fill="f1f5f9" w:color="auto" w:val="clear"/>
+        <w:spacing w:after="80" w:before="80"/>
+        <w:ind w:left="360"/>
+      </w:pPr>
+      <w:r>
+        <w:rPr>
+          <w:rFonts w:ascii="Courier New" w:cs="Courier New" w:eastAsia="Courier New" w:hAnsi="Courier New"/>
+          <w:color w:val="1e293b"/>
+          <w:sz w:val="18"/>
+          <w:szCs w:val="18"/>
+        </w:rPr>
+        <w:t xml:space="preserve">explanation_rich_text | explanation_image_ref | explanation_equation</w:t>
       </w:r>
     </w:p>
     <w:p>
@@ -282,39 +298,39 @@
           <w:sz w:val="18"/>
           <w:szCs w:val="18"/>
         </w:rPr>
-        <w:t xml:space="preserve">Question: &lt;text&gt;  |  Question Image: &lt;path&gt;  |  Question Equation: &lt;text&gt;</w:t>
-      </w:r>
-    </w:p>
-    <w:p>
-      <w:pPr>
-        <w:shd w:fill="f1f5f9" w:color="auto" w:val="clear"/>
-        <w:spacing w:after="80" w:before="80"/>
-        <w:ind w:left="360"/>
-      </w:pPr>
-      <w:r>
-        <w:rPr>
-          <w:rFonts w:ascii="Courier New" w:cs="Courier New" w:eastAsia="Courier New" w:hAnsi="Courier New"/>
-          <w:color w:val="1e293b"/>
-          <w:sz w:val="18"/>
-          <w:szCs w:val="18"/>
-        </w:rPr>
-        <w:t xml:space="preserve">Option A: &lt;text&gt;  |  Option A Image: &lt;path&gt;  |  Option A Equation: &lt;text&gt;</w:t>
-      </w:r>
-    </w:p>
-    <w:p>
-      <w:pPr>
-        <w:shd w:fill="f1f5f9" w:color="auto" w:val="clear"/>
-        <w:spacing w:after="80" w:before="80"/>
-        <w:ind w:left="360"/>
-      </w:pPr>
-      <w:r>
-        <w:rPr>
-          <w:rFonts w:ascii="Courier New" w:cs="Courier New" w:eastAsia="Courier New" w:hAnsi="Courier New"/>
-          <w:color w:val="1e293b"/>
-          <w:sz w:val="18"/>
-          <w:szCs w:val="18"/>
-        </w:rPr>
-        <w:t xml:space="preserve">Option B / C / D: (same structure)</w:t>
+        <w:t xml:space="preserve">Question Rich Text: &lt;text or HTML&gt;  |  Question Image: &lt;path&gt;  |  Question Equation: &lt;text&gt;</w:t>
+      </w:r>
+    </w:p>
+    <w:p>
+      <w:pPr>
+        <w:shd w:fill="f1f5f9" w:color="auto" w:val="clear"/>
+        <w:spacing w:after="80" w:before="80"/>
+        <w:ind w:left="360"/>
+      </w:pPr>
+      <w:r>
+        <w:rPr>
+          <w:rFonts w:ascii="Courier New" w:cs="Courier New" w:eastAsia="Courier New" w:hAnsi="Courier New"/>
+          <w:color w:val="1e293b"/>
+          <w:sz w:val="18"/>
+          <w:szCs w:val="18"/>
+        </w:rPr>
+        <w:t xml:space="preserve">Option A Rich Text: &lt;text&gt;  |  Option A Image: &lt;path&gt;  |  Option A Equation: &lt;text&gt;</w:t>
+      </w:r>
+    </w:p>
+    <w:p>
+      <w:pPr>
+        <w:shd w:fill="f1f5f9" w:color="auto" w:val="clear"/>
+        <w:spacing w:after="80" w:before="80"/>
+        <w:ind w:left="360"/>
+      </w:pPr>
+      <w:r>
+        <w:rPr>
+          <w:rFonts w:ascii="Courier New" w:cs="Courier New" w:eastAsia="Courier New" w:hAnsi="Courier New"/>
+          <w:color w:val="1e293b"/>
+          <w:sz w:val="18"/>
+          <w:szCs w:val="18"/>
+        </w:rPr>
+        <w:t xml:space="preserve">Option B/C/D: (same structure)</w:t>
       </w:r>
     </w:p>
     <w:p>
@@ -346,7 +362,7 @@
           <w:sz w:val="18"/>
           <w:szCs w:val="18"/>
         </w:rPr>
-        <w:t xml:space="preserve">Explanation: &lt;text&gt;  |  Explanation Image: &lt;path&gt;  |  Explanation Equation: &lt;text&gt;</w:t>
+        <w:t xml:space="preserve">Explanation Rich Text: &lt;text&gt;  |  Explanation Image: &lt;path&gt;  |  Explanation Equation: &lt;text&gt;</w:t>
       </w:r>
     </w:p>
     <w:p>
@@ -464,23 +480,23 @@
           <w:sz w:val="18"/>
           <w:szCs w:val="18"/>
         </w:rPr>
-        <w:t xml:space="preserve">PASSAGE: &lt;full paragraph text&gt;</w:t>
-      </w:r>
-    </w:p>
-    <w:p>
-      <w:pPr>
-        <w:shd w:fill="f1f5f9" w:color="auto" w:val="clear"/>
-        <w:spacing w:after="80" w:before="80"/>
-        <w:ind w:left="360"/>
-      </w:pPr>
-      <w:r>
-        <w:rPr>
-          <w:rFonts w:ascii="Courier New" w:cs="Courier New" w:eastAsia="Courier New" w:hAnsi="Courier New"/>
-          <w:color w:val="1e293b"/>
-          <w:sz w:val="18"/>
-          <w:szCs w:val="18"/>
-        </w:rPr>
-        <w:t xml:space="preserve">Passage Image: &lt;path or inline image&gt;  (optional)</w:t>
+        <w:t xml:space="preserve">PASSAGE: &lt;rich text — HTML formatting allowed&gt;</w:t>
+      </w:r>
+    </w:p>
+    <w:p>
+      <w:pPr>
+        <w:shd w:fill="f1f5f9" w:color="auto" w:val="clear"/>
+        <w:spacing w:after="80" w:before="80"/>
+        <w:ind w:left="360"/>
+      </w:pPr>
+      <w:r>
+        <w:rPr>
+          <w:rFonts w:ascii="Courier New" w:cs="Courier New" w:eastAsia="Courier New" w:hAnsi="Courier New"/>
+          <w:color w:val="1e293b"/>
+          <w:sz w:val="18"/>
+          <w:szCs w:val="18"/>
+        </w:rPr>
+        <w:t xml:space="preserve">Passage Image: &lt;path or inline&gt;  (optional)</w:t>
       </w:r>
     </w:p>
     <w:p>
@@ -528,7 +544,7 @@
           <w:sz w:val="18"/>
           <w:szCs w:val="18"/>
         </w:rPr>
-        <w:t xml:space="preserve">QUESTION:  ...child question fields...  END_QUESTION   (repeat 2–10 times)</w:t>
+        <w:t xml:space="preserve">QUESTION: ... rich child question ... END_QUESTION   (2–10 times)</w:t>
       </w:r>
     </w:p>
     <w:p>
@@ -566,7 +582,7 @@
           <w:bCs/>
           <w:color w:val="3730a3"/>
         </w:rPr>
-        <w:t xml:space="preserve">Image / Screenshot</w:t>
+        <w:t xml:space="preserve">Rich Text Formatting</w:t>
       </w:r>
     </w:p>
     <w:tbl>
@@ -606,7 +622,7 @@
                 <w:sz w:val="18"/>
                 <w:szCs w:val="18"/>
               </w:rPr>
-              <w:t xml:space="preserve">Where</w:t>
+              <w:t xml:space="preserve">Format</w:t>
             </w:r>
           </w:p>
         </w:tc>
@@ -626,7 +642,7 @@
                 <w:sz w:val="18"/>
                 <w:szCs w:val="18"/>
               </w:rPr>
-              <w:t xml:space="preserve">DOCX (inline)</w:t>
+              <w:t xml:space="preserve">HTML tag</w:t>
             </w:r>
           </w:p>
         </w:tc>
@@ -646,6 +662,299 @@
                 <w:sz w:val="18"/>
                 <w:szCs w:val="18"/>
               </w:rPr>
+              <w:t xml:space="preserve">Example</w:t>
+            </w:r>
+          </w:p>
+        </w:tc>
+      </w:tr>
+      <w:tr>
+        <w:tc>
+          <w:tcPr>
+            <w:shd w:fill="f8f9ff" w:color="auto" w:val="clear"/>
+          </w:tcPr>
+          <w:p>
+            <w:r>
+              <w:rPr>
+                <w:color w:val="111827"/>
+                <w:sz w:val="18"/>
+                <w:szCs w:val="18"/>
+              </w:rPr>
+              <w:t xml:space="preserve">Bold</w:t>
+            </w:r>
+          </w:p>
+        </w:tc>
+        <w:tc>
+          <w:tcPr>
+            <w:shd w:fill="f8f9ff" w:color="auto" w:val="clear"/>
+          </w:tcPr>
+          <w:p>
+            <w:r>
+              <w:rPr>
+                <w:color w:val="111827"/>
+                <w:sz w:val="18"/>
+                <w:szCs w:val="18"/>
+              </w:rPr>
+              <w:t xml:space="preserve">&lt;b&gt;…&lt;/b&gt;</w:t>
+            </w:r>
+          </w:p>
+        </w:tc>
+        <w:tc>
+          <w:tcPr>
+            <w:shd w:fill="f8f9ff" w:color="auto" w:val="clear"/>
+          </w:tcPr>
+          <w:p>
+            <w:r>
+              <w:rPr>
+                <w:color w:val="111827"/>
+                <w:sz w:val="18"/>
+                <w:szCs w:val="18"/>
+              </w:rPr>
+              <w:t xml:space="preserve">&lt;b&gt;RBI was founded in 1935&lt;/b&gt;</w:t>
+            </w:r>
+          </w:p>
+        </w:tc>
+      </w:tr>
+      <w:tr>
+        <w:tc>
+          <w:tcPr>
+            <w:shd w:fill="ffffff" w:color="auto" w:val="clear"/>
+          </w:tcPr>
+          <w:p>
+            <w:r>
+              <w:rPr>
+                <w:color w:val="111827"/>
+                <w:sz w:val="18"/>
+                <w:szCs w:val="18"/>
+              </w:rPr>
+              <w:t xml:space="preserve">Italic</w:t>
+            </w:r>
+          </w:p>
+        </w:tc>
+        <w:tc>
+          <w:tcPr>
+            <w:shd w:fill="ffffff" w:color="auto" w:val="clear"/>
+          </w:tcPr>
+          <w:p>
+            <w:r>
+              <w:rPr>
+                <w:color w:val="111827"/>
+                <w:sz w:val="18"/>
+                <w:szCs w:val="18"/>
+              </w:rPr>
+              <w:t xml:space="preserve">&lt;i&gt;…&lt;/i&gt;</w:t>
+            </w:r>
+          </w:p>
+        </w:tc>
+        <w:tc>
+          <w:tcPr>
+            <w:shd w:fill="ffffff" w:color="auto" w:val="clear"/>
+          </w:tcPr>
+          <w:p>
+            <w:r>
+              <w:rPr>
+                <w:color w:val="111827"/>
+                <w:sz w:val="18"/>
+                <w:szCs w:val="18"/>
+              </w:rPr>
+              <w:t xml:space="preserve">&lt;i&gt;foreign exchange&lt;/i&gt;</w:t>
+            </w:r>
+          </w:p>
+        </w:tc>
+      </w:tr>
+      <w:tr>
+        <w:tc>
+          <w:tcPr>
+            <w:shd w:fill="f8f9ff" w:color="auto" w:val="clear"/>
+          </w:tcPr>
+          <w:p>
+            <w:r>
+              <w:rPr>
+                <w:color w:val="111827"/>
+                <w:sz w:val="18"/>
+                <w:szCs w:val="18"/>
+              </w:rPr>
+              <w:t xml:space="preserve">Underline</w:t>
+            </w:r>
+          </w:p>
+        </w:tc>
+        <w:tc>
+          <w:tcPr>
+            <w:shd w:fill="f8f9ff" w:color="auto" w:val="clear"/>
+          </w:tcPr>
+          <w:p>
+            <w:r>
+              <w:rPr>
+                <w:color w:val="111827"/>
+                <w:sz w:val="18"/>
+                <w:szCs w:val="18"/>
+              </w:rPr>
+              <w:t xml:space="preserve">&lt;u&gt;…&lt;/u&gt;</w:t>
+            </w:r>
+          </w:p>
+        </w:tc>
+        <w:tc>
+          <w:tcPr>
+            <w:shd w:fill="f8f9ff" w:color="auto" w:val="clear"/>
+          </w:tcPr>
+          <w:p>
+            <w:r>
+              <w:rPr>
+                <w:color w:val="111827"/>
+                <w:sz w:val="18"/>
+                <w:szCs w:val="18"/>
+              </w:rPr>
+              <w:t xml:space="preserve">&lt;u&gt;key term&lt;/u&gt;</w:t>
+            </w:r>
+          </w:p>
+        </w:tc>
+      </w:tr>
+      <w:tr>
+        <w:tc>
+          <w:tcPr>
+            <w:shd w:fill="ffffff" w:color="auto" w:val="clear"/>
+          </w:tcPr>
+          <w:p>
+            <w:r>
+              <w:rPr>
+                <w:color w:val="111827"/>
+                <w:sz w:val="18"/>
+                <w:szCs w:val="18"/>
+              </w:rPr>
+              <w:t xml:space="preserve">Line break</w:t>
+            </w:r>
+          </w:p>
+        </w:tc>
+        <w:tc>
+          <w:tcPr>
+            <w:shd w:fill="ffffff" w:color="auto" w:val="clear"/>
+          </w:tcPr>
+          <w:p>
+            <w:r>
+              <w:rPr>
+                <w:color w:val="111827"/>
+                <w:sz w:val="18"/>
+                <w:szCs w:val="18"/>
+              </w:rPr>
+              <w:t xml:space="preserve">&lt;br&gt;</w:t>
+            </w:r>
+          </w:p>
+        </w:tc>
+        <w:tc>
+          <w:tcPr>
+            <w:shd w:fill="ffffff" w:color="auto" w:val="clear"/>
+          </w:tcPr>
+          <w:p>
+            <w:r>
+              <w:rPr>
+                <w:color w:val="111827"/>
+                <w:sz w:val="18"/>
+                <w:szCs w:val="18"/>
+              </w:rPr>
+              <w:t xml:space="preserve">Line one&lt;br&gt;Line two</w:t>
+            </w:r>
+          </w:p>
+        </w:tc>
+      </w:tr>
+    </w:tbl>
+    <w:p>
+      <w:pPr>
+        <w:pBdr>
+          <w:bottom w:val="single" w:color="c7d2fe" w:sz="6"/>
+        </w:pBdr>
+        <w:spacing w:after="200" w:before="200"/>
+      </w:pPr>
+    </w:p>
+    <w:p>
+      <w:pPr>
+        <w:pStyle w:val="Heading2"/>
+        <w:spacing w:after="120" w:before="260"/>
+      </w:pPr>
+      <w:r>
+        <w:rPr>
+          <w:b/>
+          <w:bCs/>
+          <w:color w:val="3730a3"/>
+        </w:rPr>
+        <w:t xml:space="preserve">Image / Screenshot</w:t>
+      </w:r>
+    </w:p>
+    <w:tbl>
+      <w:tblPr>
+        <w:tblW w:type="pct" w:w="100%"/>
+        <w:tblBorders>
+          <w:top w:val="single" w:color="auto" w:sz="4"/>
+          <w:left w:val="single" w:color="auto" w:sz="4"/>
+          <w:bottom w:val="single" w:color="auto" w:sz="4"/>
+          <w:right w:val="single" w:color="auto" w:sz="4"/>
+          <w:insideH w:val="single" w:color="auto" w:sz="4"/>
+          <w:insideV w:val="single" w:color="auto" w:sz="4"/>
+        </w:tblBorders>
+      </w:tblPr>
+      <w:tblGrid>
+        <w:gridCol w:w="100"/>
+        <w:gridCol w:w="100"/>
+        <w:gridCol w:w="100"/>
+      </w:tblGrid>
+      <w:tr>
+        <w:trPr>
+          <w:tblHeader/>
+        </w:trPr>
+        <w:tc>
+          <w:tcPr>
+            <w:shd w:fill="4f46e5" w:color="auto" w:val="clear"/>
+          </w:tcPr>
+          <w:p>
+            <w:pPr>
+              <w:jc w:val="center"/>
+            </w:pPr>
+            <w:r>
+              <w:rPr>
+                <w:b/>
+                <w:bCs/>
+                <w:color w:val="ffffff"/>
+                <w:sz w:val="18"/>
+                <w:szCs w:val="18"/>
+              </w:rPr>
+              <w:t xml:space="preserve">Where</w:t>
+            </w:r>
+          </w:p>
+        </w:tc>
+        <w:tc>
+          <w:tcPr>
+            <w:shd w:fill="4f46e5" w:color="auto" w:val="clear"/>
+          </w:tcPr>
+          <w:p>
+            <w:pPr>
+              <w:jc w:val="center"/>
+            </w:pPr>
+            <w:r>
+              <w:rPr>
+                <w:b/>
+                <w:bCs/>
+                <w:color w:val="ffffff"/>
+                <w:sz w:val="18"/>
+                <w:szCs w:val="18"/>
+              </w:rPr>
+              <w:t xml:space="preserve">DOCX (inline)</w:t>
+            </w:r>
+          </w:p>
+        </w:tc>
+        <w:tc>
+          <w:tcPr>
+            <w:shd w:fill="4f46e5" w:color="auto" w:val="clear"/>
+          </w:tcPr>
+          <w:p>
+            <w:pPr>
+              <w:jc w:val="center"/>
+            </w:pPr>
+            <w:r>
+              <w:rPr>
+                <w:b/>
+                <w:bCs/>
+                <w:color w:val="ffffff"/>
+                <w:sz w:val="18"/>
+                <w:szCs w:val="18"/>
+              </w:rPr>
               <w:t xml:space="preserve">CSV field</w:t>
             </w:r>
           </w:p>
@@ -710,7 +1019,7 @@
                 <w:sz w:val="18"/>
                 <w:szCs w:val="18"/>
               </w:rPr>
-              <w:t xml:space="preserve">Option A</w:t>
+              <w:t xml:space="preserve">Option A/B/C/D</w:t>
             </w:r>
           </w:p>
         </w:tc>
@@ -725,7 +1034,7 @@
                 <w:sz w:val="18"/>
                 <w:szCs w:val="18"/>
               </w:rPr>
-              <w:t xml:space="preserve">Below: Option A Image: label</w:t>
+              <w:t xml:space="preserve">Below: Option X Image: label</w:t>
             </w:r>
           </w:p>
         </w:tc>
@@ -740,7 +1049,7 @@
                 <w:sz w:val="18"/>
                 <w:szCs w:val="18"/>
               </w:rPr>
-              <w:t xml:space="preserve">option_a_image_ref</w:t>
+              <w:t xml:space="preserve">option_X_image_ref</w:t>
             </w:r>
           </w:p>
         </w:tc>
@@ -1189,7 +1498,7 @@
                 <w:sz w:val="18"/>
                 <w:szCs w:val="18"/>
               </w:rPr>
-              <w:t xml:space="preserve">Cannot type it?</w:t>
+              <w:t xml:space="preserve">Complex equation?</w:t>
             </w:r>
           </w:p>
         </w:tc>
@@ -1489,7 +1798,7 @@
         <w:rPr>
           <w:color w:val="111827"/>
         </w:rPr>
-        <w:t xml:space="preserve">1. Including section/subsection column — remove entirely</w:t>
+        <w:t xml:space="preserve">1. Section/subsection column included — remove entirely</w:t>
       </w:r>
     </w:p>
     <w:p>
